--- a/制作ノート_課題２25023_江田悠真 .docx
+++ b/制作ノート_課題２25023_江田悠真 .docx
@@ -111,7 +111,7 @@
     <w:p>
       <w:pPr>
         <w:rPr>
-          <w:rFonts w:ascii="ＭＳ Ｐ明朝" w:eastAsia="ＭＳ Ｐ明朝" w:hAnsi="ＭＳ Ｐ明朝" w:hint="eastAsia"/>
+          <w:rFonts w:ascii="ＭＳ Ｐ明朝" w:eastAsia="ＭＳ Ｐ明朝" w:hAnsi="ＭＳ Ｐ明朝"/>
         </w:rPr>
       </w:pPr>
       <w:r>
@@ -143,7 +143,7 @@
     <w:p>
       <w:pPr>
         <w:rPr>
-          <w:rFonts w:ascii="ＭＳ Ｐ明朝" w:eastAsia="ＭＳ Ｐ明朝" w:hAnsi="ＭＳ Ｐ明朝" w:hint="eastAsia"/>
+          <w:rFonts w:ascii="ＭＳ Ｐ明朝" w:eastAsia="ＭＳ Ｐ明朝" w:hAnsi="ＭＳ Ｐ明朝"/>
         </w:rPr>
       </w:pPr>
     </w:p>
@@ -163,7 +163,7 @@
     <w:p>
       <w:pPr>
         <w:rPr>
-          <w:rFonts w:ascii="ＭＳ Ｐ明朝" w:eastAsia="ＭＳ Ｐ明朝" w:hAnsi="ＭＳ Ｐ明朝" w:hint="eastAsia"/>
+          <w:rFonts w:ascii="ＭＳ Ｐ明朝" w:eastAsia="ＭＳ Ｐ明朝" w:hAnsi="ＭＳ Ｐ明朝"/>
         </w:rPr>
       </w:pPr>
       <w:r>
@@ -230,83 +230,63 @@
         </w:rPr>
         <w:t>6月</w:t>
       </w:r>
-    </w:p>
-    <w:p>
-      <w:pPr>
-        <w:rPr>
-          <w:rFonts w:ascii="ＭＳ Ｐ明朝" w:eastAsia="ＭＳ Ｐ明朝" w:hAnsi="ＭＳ Ｐ明朝"/>
-        </w:rPr>
-      </w:pPr>
-      <w:r>
-        <w:rPr>
-          <w:rFonts w:ascii="ＭＳ Ｐ明朝" w:eastAsia="ＭＳ Ｐ明朝" w:hAnsi="ＭＳ Ｐ明朝" w:hint="eastAsia"/>
-        </w:rPr>
-        <w:t>7月</w:t>
-      </w:r>
-    </w:p>
-    <w:p>
-      <w:pPr>
-        <w:rPr>
-          <w:rFonts w:ascii="ＭＳ Ｐ明朝" w:eastAsia="ＭＳ Ｐ明朝" w:hAnsi="ＭＳ Ｐ明朝"/>
-        </w:rPr>
-      </w:pPr>
-      <w:r>
-        <w:rPr>
-          <w:rFonts w:ascii="ＭＳ Ｐ明朝" w:eastAsia="ＭＳ Ｐ明朝" w:hAnsi="ＭＳ Ｐ明朝" w:hint="eastAsia"/>
-        </w:rPr>
-        <w:t>8月</w:t>
-      </w:r>
-    </w:p>
-    <w:p>
-      <w:pPr>
-        <w:rPr>
-          <w:rFonts w:ascii="ＭＳ Ｐ明朝" w:eastAsia="ＭＳ Ｐ明朝" w:hAnsi="ＭＳ Ｐ明朝"/>
-        </w:rPr>
-      </w:pPr>
-      <w:r>
-        <w:rPr>
-          <w:rFonts w:ascii="ＭＳ Ｐ明朝" w:eastAsia="ＭＳ Ｐ明朝" w:hAnsi="ＭＳ Ｐ明朝" w:hint="eastAsia"/>
-        </w:rPr>
-        <w:t>9月</w:t>
-      </w:r>
-    </w:p>
-    <w:p>
-      <w:pPr>
-        <w:rPr>
-          <w:rFonts w:ascii="ＭＳ Ｐ明朝" w:eastAsia="ＭＳ Ｐ明朝" w:hAnsi="ＭＳ Ｐ明朝"/>
-        </w:rPr>
-      </w:pPr>
-      <w:r>
-        <w:rPr>
-          <w:rFonts w:ascii="ＭＳ Ｐ明朝" w:eastAsia="ＭＳ Ｐ明朝" w:hAnsi="ＭＳ Ｐ明朝" w:hint="eastAsia"/>
-        </w:rPr>
-        <w:t>１０月</w:t>
-      </w:r>
-    </w:p>
-    <w:p>
-      <w:pPr>
-        <w:rPr>
-          <w:rFonts w:ascii="ＭＳ Ｐ明朝" w:eastAsia="ＭＳ Ｐ明朝" w:hAnsi="ＭＳ Ｐ明朝"/>
-        </w:rPr>
-      </w:pPr>
-      <w:r>
-        <w:rPr>
-          <w:rFonts w:ascii="ＭＳ Ｐ明朝" w:eastAsia="ＭＳ Ｐ明朝" w:hAnsi="ＭＳ Ｐ明朝" w:hint="eastAsia"/>
-        </w:rPr>
-        <w:t>11月</w:t>
-      </w:r>
-    </w:p>
-    <w:p>
-      <w:pPr>
-        <w:rPr>
-          <w:rFonts w:ascii="ＭＳ Ｐ明朝" w:eastAsia="ＭＳ Ｐ明朝" w:hAnsi="ＭＳ Ｐ明朝"/>
-        </w:rPr>
-      </w:pPr>
-      <w:r>
-        <w:rPr>
-          <w:rFonts w:ascii="ＭＳ Ｐ明朝" w:eastAsia="ＭＳ Ｐ明朝" w:hAnsi="ＭＳ Ｐ明朝" w:hint="eastAsia"/>
-        </w:rPr>
-        <w:t>12月</w:t>
+      <w:r>
+        <w:rPr>
+          <w:rFonts w:ascii="ＭＳ Ｐ明朝" w:eastAsia="ＭＳ Ｐ明朝" w:hAnsi="ＭＳ Ｐ明朝" w:hint="eastAsia"/>
+        </w:rPr>
+        <w:t>二つ目のテーマを考える</w:t>
+      </w:r>
+    </w:p>
+    <w:p>
+      <w:pPr>
+        <w:rPr>
+          <w:rFonts w:ascii="ＭＳ Ｐ明朝" w:eastAsia="ＭＳ Ｐ明朝" w:hAnsi="ＭＳ Ｐ明朝"/>
+        </w:rPr>
+      </w:pPr>
+      <w:r>
+        <w:rPr>
+          <w:rFonts w:ascii="ＭＳ Ｐ明朝" w:eastAsia="ＭＳ Ｐ明朝" w:hAnsi="ＭＳ Ｐ明朝"/>
+        </w:rPr>
+        <w:t>7月　構成を考える</w:t>
+      </w:r>
+    </w:p>
+    <w:p>
+      <w:pPr>
+        <w:rPr>
+          <w:rFonts w:ascii="ＭＳ Ｐ明朝" w:eastAsia="ＭＳ Ｐ明朝" w:hAnsi="ＭＳ Ｐ明朝"/>
+        </w:rPr>
+      </w:pPr>
+      <w:r>
+        <w:rPr>
+          <w:rFonts w:ascii="ＭＳ Ｐ明朝" w:eastAsia="ＭＳ Ｐ明朝" w:hAnsi="ＭＳ Ｐ明朝"/>
+        </w:rPr>
+        <w:t>8月～９月　素材撮影</w:t>
+      </w:r>
+    </w:p>
+    <w:p>
+      <w:pPr>
+        <w:rPr>
+          <w:rFonts w:ascii="ＭＳ Ｐ明朝" w:eastAsia="ＭＳ Ｐ明朝" w:hAnsi="ＭＳ Ｐ明朝"/>
+        </w:rPr>
+      </w:pPr>
+      <w:r>
+        <w:rPr>
+          <w:rFonts w:ascii="ＭＳ Ｐ明朝" w:eastAsia="ＭＳ Ｐ明朝" w:hAnsi="ＭＳ Ｐ明朝"/>
+        </w:rPr>
+        <w:t>１０月～１１月　編集</w:t>
+      </w:r>
+    </w:p>
+    <w:p>
+      <w:pPr>
+        <w:rPr>
+          <w:rFonts w:ascii="ＭＳ Ｐ明朝" w:eastAsia="ＭＳ Ｐ明朝" w:hAnsi="ＭＳ Ｐ明朝"/>
+        </w:rPr>
+      </w:pPr>
+      <w:r>
+        <w:rPr>
+          <w:rFonts w:ascii="ＭＳ Ｐ明朝" w:eastAsia="ＭＳ Ｐ明朝" w:hAnsi="ＭＳ Ｐ明朝"/>
+        </w:rPr>
+        <w:t>12月　完成</w:t>
       </w:r>
     </w:p>
     <w:p>
@@ -377,9 +357,15 @@
     <w:p>
       <w:pPr>
         <w:rPr>
-          <w:rFonts w:ascii="ＭＳ Ｐ明朝" w:eastAsia="ＭＳ Ｐ明朝" w:hAnsi="ＭＳ Ｐ明朝" w:hint="eastAsia"/>
-        </w:rPr>
-      </w:pPr>
+          <w:rFonts w:ascii="ＭＳ Ｐ明朝" w:eastAsia="ＭＳ Ｐ明朝" w:hAnsi="ＭＳ Ｐ明朝"/>
+        </w:rPr>
+      </w:pPr>
+      <w:r>
+        <w:rPr>
+          <w:rFonts w:ascii="ＭＳ Ｐ明朝" w:eastAsia="ＭＳ Ｐ明朝" w:hAnsi="ＭＳ Ｐ明朝" w:hint="eastAsia"/>
+        </w:rPr>
+        <w:t>スマホ</w:t>
+      </w:r>
     </w:p>
     <w:p>
       <w:pPr>
@@ -404,33 +390,27 @@
         <w:rPr>
           <w:rFonts w:ascii="ＭＳ Ｐ明朝" w:eastAsia="ＭＳ Ｐ明朝" w:hAnsi="ＭＳ Ｐ明朝" w:hint="eastAsia"/>
         </w:rPr>
-        <w:t>XXXXXXXXXXXXXXXXXXXXXXXXXXXXXXXXXXXXXXXXXXXXXXXXXXXXXXXXXXXXXXXXXXXXXXXX</w:t>
-      </w:r>
+        <w:t>XXXXXXXXXXXXXXXXXXXXXXXXXXXXXXXXXXXXXXXXXXXXXXXXXXXXXXXXXXXXXXXXXXXXXXXXXXXXXXXXXXXXXXXXXXXXXXXXXXXXXXXXXXXXXXXXXXXXXXXXXXXXXXXXXXXXXXXXXXXXXXXXXXXXXXXXXXXXXXXXXXXXXXXXXXXXXXXXXXXXXXXXXXXXXXXXXXXXXXXXXXXXXXXX</w:t>
+      </w:r>
+    </w:p>
+    <w:p>
+      <w:pPr>
+        <w:rPr>
+          <w:rFonts w:ascii="ＭＳ Ｐ明朝" w:eastAsia="ＭＳ Ｐ明朝" w:hAnsi="ＭＳ Ｐ明朝"/>
+        </w:rPr>
+      </w:pPr>
+    </w:p>
+    <w:p>
+      <w:pPr>
+        <w:rPr>
+          <w:rFonts w:ascii="ＭＳ Ｐ明朝" w:eastAsia="ＭＳ Ｐ明朝" w:hAnsi="ＭＳ Ｐ明朝"/>
+        </w:rPr>
+      </w:pPr>
       <w:r>
         <w:rPr>
           <w:rFonts w:ascii="ＭＳ Ｐ明朝" w:eastAsia="ＭＳ Ｐ明朝" w:hAnsi="ＭＳ Ｐ明朝" w:hint="eastAsia"/>
         </w:rPr>
         <w:lastRenderedPageBreak/>
-        <w:t>XXXXXXXXXXXXXXXXXXXXXXXXXXXXXXXXXXXXXXXXXXXXXXXXXXXXXXXXXXXXXXXXXXXXXXXXXXXXXXXXXXXXXXXXXXXXXXXXXXXXXXXXXXXXXXXXXXXXXXXXXXXXXXXXXXXXXXXX</w:t>
-      </w:r>
-    </w:p>
-    <w:p>
-      <w:pPr>
-        <w:rPr>
-          <w:rFonts w:ascii="ＭＳ Ｐ明朝" w:eastAsia="ＭＳ Ｐ明朝" w:hAnsi="ＭＳ Ｐ明朝"/>
-        </w:rPr>
-      </w:pPr>
-    </w:p>
-    <w:p>
-      <w:pPr>
-        <w:rPr>
-          <w:rFonts w:ascii="ＭＳ Ｐ明朝" w:eastAsia="ＭＳ Ｐ明朝" w:hAnsi="ＭＳ Ｐ明朝"/>
-        </w:rPr>
-      </w:pPr>
-      <w:r>
-        <w:rPr>
-          <w:rFonts w:ascii="ＭＳ Ｐ明朝" w:eastAsia="ＭＳ Ｐ明朝" w:hAnsi="ＭＳ Ｐ明朝" w:hint="eastAsia"/>
-        </w:rPr>
         <w:t>撮影場所、情報収集について</w:t>
       </w:r>
     </w:p>
@@ -444,8 +424,15 @@
         <w:rPr>
           <w:rFonts w:ascii="ＭＳ Ｐ明朝" w:eastAsia="ＭＳ Ｐ明朝" w:hAnsi="ＭＳ Ｐ明朝" w:hint="eastAsia"/>
         </w:rPr>
-        <w:t>XXXXXXXXXXXXXXXXXXXXXXXXXXXXXXXXXXXXXXXXXXXXXXXXXXXXXXXXXXXXXXXXXXXXXXXXXXXXXXXXXXXXXXXXXXXXXXXXXXXXXXXXXXXXXXXXXXXXXXXXXXXXXXXXXXXXXXXXXXXXXXXXXXXXXXXXXXXXXXXXXXXXXXXXXXXXXXXXXXXXXXXXXXXXXXXXXXXXXXXXXXXXXXXX</w:t>
-      </w:r>
+        <w:t>ペットショップ</w:t>
+      </w:r>
+    </w:p>
+    <w:p>
+      <w:pPr>
+        <w:rPr>
+          <w:rFonts w:ascii="ＭＳ Ｐ明朝" w:eastAsia="ＭＳ Ｐ明朝" w:hAnsi="ＭＳ Ｐ明朝" w:hint="eastAsia"/>
+        </w:rPr>
+      </w:pPr>
     </w:p>
     <w:p>
       <w:pPr>
@@ -583,6 +570,154 @@
     </w:p>
   </w:footnote>
 </w:footnotes>
+</file>
+
+<file path=word/numbering.xml><?xml version="1.0" encoding="utf-8"?>
+<w:numbering xmlns:wpc="http://schemas.microsoft.com/office/word/2010/wordprocessingCanvas" xmlns:cx="http://schemas.microsoft.com/office/drawing/2014/chartex" xmlns:cx1="http://schemas.microsoft.com/office/drawing/2015/9/8/chartex" xmlns:cx2="http://schemas.microsoft.com/office/drawing/2015/10/21/chartex" xmlns:cx3="http://schemas.microsoft.com/office/drawing/2016/5/9/chartex" xmlns:cx4="http://schemas.microsoft.com/office/drawing/2016/5/10/chartex" xmlns:cx5="http://schemas.microsoft.com/office/drawing/2016/5/11/chartex" xmlns:cx6="http://schemas.microsoft.com/office/drawing/2016/5/12/chartex" xmlns:cx7="http://schemas.microsoft.com/office/drawing/2016/5/13/chartex" xmlns:cx8="http://schemas.microsoft.com/office/drawing/2016/5/14/chartex" xmlns:mc="http://schemas.openxmlformats.org/markup-compatibility/2006" xmlns:aink="http://schemas.microsoft.com/office/drawing/2016/ink" xmlns:am3d="http://schemas.microsoft.com/office/drawing/2017/model3d" xmlns:o="urn:schemas-microsoft-com:office:office" xmlns:oel="http://schemas.microsoft.com/office/2019/extlst" xmlns:r="http://schemas.openxmlformats.org/officeDocument/2006/relationships" xmlns:m="http://schemas.openxmlformats.org/officeDocument/2006/math" xmlns:v="urn:schemas-microsoft-com:vml" xmlns:wp14="http://schemas.microsoft.com/office/word/2010/wordprocessingDrawing" xmlns:wp="http://schemas.openxmlformats.org/drawingml/2006/wordprocessingDrawing" xmlns:w10="urn:schemas-microsoft-com:office:word" xmlns:w="http://schemas.openxmlformats.org/wordprocessingml/2006/main" xmlns:w14="http://schemas.microsoft.com/office/word/2010/wordml" xmlns:w15="http://schemas.microsoft.com/office/word/2012/wordml" xmlns:w16cex="http://schemas.microsoft.com/office/word/2018/wordml/cex" xmlns:w16cid="http://schemas.microsoft.com/office/word/2016/wordml/cid" xmlns:w16="http://schemas.microsoft.com/office/word/2018/wordml" xmlns:w16du="http://schemas.microsoft.com/office/word/2023/wordml/word16du" xmlns:w16sdtdh="http://schemas.microsoft.com/office/word/2020/wordml/sdtdatahash" xmlns:w16sdtfl="http://schemas.microsoft.com/office/word/2024/wordml/sdtformatlock" xmlns:w16se="http://schemas.microsoft.com/office/word/2015/wordml/symex" xmlns:wpg="http://schemas.microsoft.com/office/word/2010/wordprocessingGroup" xmlns:wpi="http://schemas.microsoft.com/office/word/2010/wordprocessingInk" xmlns:wne="http://schemas.microsoft.com/office/word/2006/wordml" xmlns:wps="http://schemas.microsoft.com/office/word/2010/wordprocessingShape" mc:Ignorable="w14 w15 w16se w16cid w16 w16cex w16sdtdh w16sdtfl w16du wp14">
+  <w:abstractNum w:abstractNumId="0" w15:restartNumberingAfterBreak="0">
+    <w:nsid w:val="1B071E8C"/>
+    <w:multiLevelType w:val="hybridMultilevel"/>
+    <w:tmpl w:val="196452C4"/>
+    <w:lvl w:ilvl="0" w:tplc="B93A6C66">
+      <w:start w:val="1"/>
+      <w:numFmt w:val="bullet"/>
+      <w:lvlText w:val="•"/>
+      <w:lvlJc w:val="left"/>
+      <w:pPr>
+        <w:tabs>
+          <w:tab w:val="num" w:pos="720"/>
+        </w:tabs>
+        <w:ind w:left="720" w:hanging="360"/>
+      </w:pPr>
+      <w:rPr>
+        <w:rFonts w:ascii="Arial" w:hAnsi="Arial" w:hint="default"/>
+      </w:rPr>
+    </w:lvl>
+    <w:lvl w:ilvl="1" w:tplc="E9560776" w:tentative="1">
+      <w:start w:val="1"/>
+      <w:numFmt w:val="bullet"/>
+      <w:lvlText w:val="•"/>
+      <w:lvlJc w:val="left"/>
+      <w:pPr>
+        <w:tabs>
+          <w:tab w:val="num" w:pos="1440"/>
+        </w:tabs>
+        <w:ind w:left="1440" w:hanging="360"/>
+      </w:pPr>
+      <w:rPr>
+        <w:rFonts w:ascii="Arial" w:hAnsi="Arial" w:hint="default"/>
+      </w:rPr>
+    </w:lvl>
+    <w:lvl w:ilvl="2" w:tplc="8B908504" w:tentative="1">
+      <w:start w:val="1"/>
+      <w:numFmt w:val="bullet"/>
+      <w:lvlText w:val="•"/>
+      <w:lvlJc w:val="left"/>
+      <w:pPr>
+        <w:tabs>
+          <w:tab w:val="num" w:pos="2160"/>
+        </w:tabs>
+        <w:ind w:left="2160" w:hanging="360"/>
+      </w:pPr>
+      <w:rPr>
+        <w:rFonts w:ascii="Arial" w:hAnsi="Arial" w:hint="default"/>
+      </w:rPr>
+    </w:lvl>
+    <w:lvl w:ilvl="3" w:tplc="4B406544" w:tentative="1">
+      <w:start w:val="1"/>
+      <w:numFmt w:val="bullet"/>
+      <w:lvlText w:val="•"/>
+      <w:lvlJc w:val="left"/>
+      <w:pPr>
+        <w:tabs>
+          <w:tab w:val="num" w:pos="2880"/>
+        </w:tabs>
+        <w:ind w:left="2880" w:hanging="360"/>
+      </w:pPr>
+      <w:rPr>
+        <w:rFonts w:ascii="Arial" w:hAnsi="Arial" w:hint="default"/>
+      </w:rPr>
+    </w:lvl>
+    <w:lvl w:ilvl="4" w:tplc="7B666374" w:tentative="1">
+      <w:start w:val="1"/>
+      <w:numFmt w:val="bullet"/>
+      <w:lvlText w:val="•"/>
+      <w:lvlJc w:val="left"/>
+      <w:pPr>
+        <w:tabs>
+          <w:tab w:val="num" w:pos="3600"/>
+        </w:tabs>
+        <w:ind w:left="3600" w:hanging="360"/>
+      </w:pPr>
+      <w:rPr>
+        <w:rFonts w:ascii="Arial" w:hAnsi="Arial" w:hint="default"/>
+      </w:rPr>
+    </w:lvl>
+    <w:lvl w:ilvl="5" w:tplc="AFE42E7C" w:tentative="1">
+      <w:start w:val="1"/>
+      <w:numFmt w:val="bullet"/>
+      <w:lvlText w:val="•"/>
+      <w:lvlJc w:val="left"/>
+      <w:pPr>
+        <w:tabs>
+          <w:tab w:val="num" w:pos="4320"/>
+        </w:tabs>
+        <w:ind w:left="4320" w:hanging="360"/>
+      </w:pPr>
+      <w:rPr>
+        <w:rFonts w:ascii="Arial" w:hAnsi="Arial" w:hint="default"/>
+      </w:rPr>
+    </w:lvl>
+    <w:lvl w:ilvl="6" w:tplc="D66228D8" w:tentative="1">
+      <w:start w:val="1"/>
+      <w:numFmt w:val="bullet"/>
+      <w:lvlText w:val="•"/>
+      <w:lvlJc w:val="left"/>
+      <w:pPr>
+        <w:tabs>
+          <w:tab w:val="num" w:pos="5040"/>
+        </w:tabs>
+        <w:ind w:left="5040" w:hanging="360"/>
+      </w:pPr>
+      <w:rPr>
+        <w:rFonts w:ascii="Arial" w:hAnsi="Arial" w:hint="default"/>
+      </w:rPr>
+    </w:lvl>
+    <w:lvl w:ilvl="7" w:tplc="439C1024" w:tentative="1">
+      <w:start w:val="1"/>
+      <w:numFmt w:val="bullet"/>
+      <w:lvlText w:val="•"/>
+      <w:lvlJc w:val="left"/>
+      <w:pPr>
+        <w:tabs>
+          <w:tab w:val="num" w:pos="5760"/>
+        </w:tabs>
+        <w:ind w:left="5760" w:hanging="360"/>
+      </w:pPr>
+      <w:rPr>
+        <w:rFonts w:ascii="Arial" w:hAnsi="Arial" w:hint="default"/>
+      </w:rPr>
+    </w:lvl>
+    <w:lvl w:ilvl="8" w:tplc="BB0C2DE4" w:tentative="1">
+      <w:start w:val="1"/>
+      <w:numFmt w:val="bullet"/>
+      <w:lvlText w:val="•"/>
+      <w:lvlJc w:val="left"/>
+      <w:pPr>
+        <w:tabs>
+          <w:tab w:val="num" w:pos="6480"/>
+        </w:tabs>
+        <w:ind w:left="6480" w:hanging="360"/>
+      </w:pPr>
+      <w:rPr>
+        <w:rFonts w:ascii="Arial" w:hAnsi="Arial" w:hint="default"/>
+      </w:rPr>
+    </w:lvl>
+  </w:abstractNum>
+  <w:num w:numId="1" w16cid:durableId="154417970">
+    <w:abstractNumId w:val="0"/>
+  </w:num>
+</w:numbering>
 </file>
 
 <file path=word/styles.xml><?xml version="1.0" encoding="utf-8"?>

--- a/制作ノート_課題２25023_江田悠真 .docx
+++ b/制作ノート_課題２25023_江田悠真 .docx
@@ -299,45 +299,6 @@
         <w:rPr>
           <w:rFonts w:ascii="ＭＳ Ｐ明朝" w:eastAsia="ＭＳ Ｐ明朝" w:hAnsi="ＭＳ Ｐ明朝" w:hint="eastAsia"/>
         </w:rPr>
-        <w:t>1月</w:t>
-      </w:r>
-    </w:p>
-    <w:p>
-      <w:pPr>
-        <w:rPr>
-          <w:rFonts w:ascii="ＭＳ Ｐ明朝" w:eastAsia="ＭＳ Ｐ明朝" w:hAnsi="ＭＳ Ｐ明朝"/>
-        </w:rPr>
-      </w:pPr>
-      <w:r>
-        <w:rPr>
-          <w:rFonts w:ascii="ＭＳ Ｐ明朝" w:eastAsia="ＭＳ Ｐ明朝" w:hAnsi="ＭＳ Ｐ明朝" w:hint="eastAsia"/>
-        </w:rPr>
-        <w:t>2月</w:t>
-      </w:r>
-    </w:p>
-    <w:p>
-      <w:pPr>
-        <w:rPr>
-          <w:rFonts w:ascii="ＭＳ Ｐ明朝" w:eastAsia="ＭＳ Ｐ明朝" w:hAnsi="ＭＳ Ｐ明朝"/>
-        </w:rPr>
-      </w:pPr>
-      <w:r>
-        <w:rPr>
-          <w:rFonts w:ascii="ＭＳ Ｐ明朝" w:eastAsia="ＭＳ Ｐ明朝" w:hAnsi="ＭＳ Ｐ明朝" w:hint="eastAsia"/>
-        </w:rPr>
-        <w:t>3月</w:t>
-      </w:r>
-    </w:p>
-    <w:p>
-      <w:pPr>
-        <w:rPr>
-          <w:rFonts w:ascii="ＭＳ Ｐ明朝" w:eastAsia="ＭＳ Ｐ明朝" w:hAnsi="ＭＳ Ｐ明朝"/>
-        </w:rPr>
-      </w:pPr>
-      <w:r>
-        <w:rPr>
-          <w:rFonts w:ascii="ＭＳ Ｐ明朝" w:eastAsia="ＭＳ Ｐ明朝" w:hAnsi="ＭＳ Ｐ明朝" w:hint="eastAsia"/>
-        </w:rPr>
         <w:t>備品・準備について</w:t>
       </w:r>
     </w:p>
@@ -388,29 +349,417 @@
       </w:pPr>
       <w:r>
         <w:rPr>
-          <w:rFonts w:ascii="ＭＳ Ｐ明朝" w:eastAsia="ＭＳ Ｐ明朝" w:hAnsi="ＭＳ Ｐ明朝" w:hint="eastAsia"/>
-        </w:rPr>
-        <w:t>XXXXXXXXXXXXXXXXXXXXXXXXXXXXXXXXXXXXXXXXXXXXXXXXXXXXXXXXXXXXXXXXXXXXXXXXXXXXXXXXXXXXXXXXXXXXXXXXXXXXXXXXXXXXXXXXXXXXXXXXXXXXXXXXXXXXXXXXXXXXXXXXXXXXXXXXXXXXXXXXXXXXXXXXXXXXXXXXXXXXXXXXXXXXXXXXXXXXXXXXXXXXXXXX</w:t>
-      </w:r>
-    </w:p>
-    <w:p>
-      <w:pPr>
-        <w:rPr>
-          <w:rFonts w:ascii="ＭＳ Ｐ明朝" w:eastAsia="ＭＳ Ｐ明朝" w:hAnsi="ＭＳ Ｐ明朝"/>
-        </w:rPr>
-      </w:pPr>
-    </w:p>
-    <w:p>
-      <w:pPr>
-        <w:rPr>
-          <w:rFonts w:ascii="ＭＳ Ｐ明朝" w:eastAsia="ＭＳ Ｐ明朝" w:hAnsi="ＭＳ Ｐ明朝"/>
-        </w:rPr>
-      </w:pPr>
-      <w:r>
-        <w:rPr>
-          <w:rFonts w:ascii="ＭＳ Ｐ明朝" w:eastAsia="ＭＳ Ｐ明朝" w:hAnsi="ＭＳ Ｐ明朝" w:hint="eastAsia"/>
+          <w:rFonts w:ascii="ＭＳ Ｐ明朝" w:eastAsia="ＭＳ Ｐ明朝" w:hAnsi="ＭＳ Ｐ明朝"/>
+        </w:rPr>
+        <w:t>ページ１ トップページ  </w:t>
+      </w:r>
+    </w:p>
+    <w:p>
+      <w:pPr>
+        <w:rPr>
+          <w:rFonts w:ascii="ＭＳ Ｐ明朝" w:eastAsia="ＭＳ Ｐ明朝" w:hAnsi="ＭＳ Ｐ明朝"/>
+        </w:rPr>
+      </w:pPr>
+      <w:r>
+        <w:rPr>
+          <w:rFonts w:ascii="ＭＳ Ｐ明朝" w:eastAsia="ＭＳ Ｐ明朝" w:hAnsi="ＭＳ Ｐ明朝"/>
+        </w:rPr>
+        <w:t xml:space="preserve">サイトのタイトル「飼いやすいペットについて」 </w:t>
+      </w:r>
+    </w:p>
+    <w:p>
+      <w:pPr>
+        <w:rPr>
+          <w:rFonts w:ascii="ＭＳ Ｐ明朝" w:eastAsia="ＭＳ Ｐ明朝" w:hAnsi="ＭＳ Ｐ明朝"/>
+        </w:rPr>
+      </w:pPr>
+      <w:r>
+        <w:rPr>
+          <w:rFonts w:ascii="ＭＳ Ｐ明朝" w:eastAsia="ＭＳ Ｐ明朝" w:hAnsi="ＭＳ Ｐ明朝"/>
+        </w:rPr>
+        <w:t xml:space="preserve">サイトの概要 </w:t>
+      </w:r>
+    </w:p>
+    <w:p>
+      <w:pPr>
+        <w:rPr>
+          <w:rFonts w:ascii="ＭＳ Ｐ明朝" w:eastAsia="ＭＳ Ｐ明朝" w:hAnsi="ＭＳ Ｐ明朝"/>
+        </w:rPr>
+      </w:pPr>
+      <w:r>
+        <w:rPr>
+          <w:rFonts w:ascii="ＭＳ Ｐ明朝" w:eastAsia="ＭＳ Ｐ明朝" w:hAnsi="ＭＳ Ｐ明朝"/>
+        </w:rPr>
+        <w:t xml:space="preserve">ペットを飼う魅力や目的 </w:t>
+      </w:r>
+    </w:p>
+    <w:p>
+      <w:pPr>
+        <w:rPr>
+          <w:rFonts w:ascii="ＭＳ Ｐ明朝" w:eastAsia="ＭＳ Ｐ明朝" w:hAnsi="ＭＳ Ｐ明朝"/>
+        </w:rPr>
+      </w:pPr>
+      <w:r>
+        <w:rPr>
+          <w:rFonts w:ascii="ＭＳ Ｐ明朝" w:eastAsia="ＭＳ Ｐ明朝" w:hAnsi="ＭＳ Ｐ明朝"/>
+        </w:rPr>
+        <w:t>各ページへの案内（メニュー）</w:t>
+      </w:r>
+    </w:p>
+    <w:p>
+      <w:pPr>
+        <w:rPr>
+          <w:rFonts w:ascii="ＭＳ Ｐ明朝" w:eastAsia="ＭＳ Ｐ明朝" w:hAnsi="ＭＳ Ｐ明朝"/>
+        </w:rPr>
+      </w:pPr>
+      <w:r>
+        <w:rPr>
+          <w:rFonts w:ascii="ＭＳ Ｐ明朝" w:eastAsia="ＭＳ Ｐ明朝" w:hAnsi="ＭＳ Ｐ明朝"/>
+        </w:rPr>
+        <w:t xml:space="preserve">ページ２ ペット紹介 </w:t>
+      </w:r>
+    </w:p>
+    <w:p>
+      <w:pPr>
+        <w:rPr>
+          <w:rFonts w:ascii="ＭＳ Ｐ明朝" w:eastAsia="ＭＳ Ｐ明朝" w:hAnsi="ＭＳ Ｐ明朝"/>
+        </w:rPr>
+      </w:pPr>
+      <w:r>
+        <w:rPr>
+          <w:rFonts w:ascii="ＭＳ Ｐ明朝" w:eastAsia="ＭＳ Ｐ明朝" w:hAnsi="ＭＳ Ｐ明朝"/>
         </w:rPr>
         <w:lastRenderedPageBreak/>
+        <w:t xml:space="preserve"> モルモット </w:t>
+      </w:r>
+    </w:p>
+    <w:p>
+      <w:pPr>
+        <w:rPr>
+          <w:rFonts w:ascii="ＭＳ Ｐ明朝" w:eastAsia="ＭＳ Ｐ明朝" w:hAnsi="ＭＳ Ｐ明朝"/>
+        </w:rPr>
+      </w:pPr>
+      <w:r>
+        <w:rPr>
+          <w:rFonts w:ascii="ＭＳ Ｐ明朝" w:eastAsia="ＭＳ Ｐ明朝" w:hAnsi="ＭＳ Ｐ明朝"/>
+        </w:rPr>
+        <w:t xml:space="preserve">  ハムスター</w:t>
+      </w:r>
+    </w:p>
+    <w:p>
+      <w:pPr>
+        <w:ind w:firstLineChars="100" w:firstLine="220"/>
+        <w:rPr>
+          <w:rFonts w:ascii="ＭＳ Ｐ明朝" w:eastAsia="ＭＳ Ｐ明朝" w:hAnsi="ＭＳ Ｐ明朝" w:hint="eastAsia"/>
+        </w:rPr>
+      </w:pPr>
+      <w:r>
+        <w:rPr>
+          <w:rFonts w:ascii="ＭＳ Ｐ明朝" w:eastAsia="ＭＳ Ｐ明朝" w:hAnsi="ＭＳ Ｐ明朝" w:hint="eastAsia"/>
+        </w:rPr>
+        <w:t xml:space="preserve">　ウサギ</w:t>
+      </w:r>
+    </w:p>
+    <w:p>
+      <w:pPr>
+        <w:rPr>
+          <w:rFonts w:ascii="ＭＳ Ｐ明朝" w:eastAsia="ＭＳ Ｐ明朝" w:hAnsi="ＭＳ Ｐ明朝" w:hint="eastAsia"/>
+        </w:rPr>
+      </w:pPr>
+    </w:p>
+    <w:p>
+      <w:pPr>
+        <w:rPr>
+          <w:rFonts w:ascii="ＭＳ Ｐ明朝" w:eastAsia="ＭＳ Ｐ明朝" w:hAnsi="ＭＳ Ｐ明朝"/>
+        </w:rPr>
+      </w:pPr>
+    </w:p>
+    <w:p>
+      <w:pPr>
+        <w:rPr>
+          <w:rFonts w:ascii="ＭＳ Ｐ明朝" w:eastAsia="ＭＳ Ｐ明朝" w:hAnsi="ＭＳ Ｐ明朝" w:hint="eastAsia"/>
+        </w:rPr>
+      </w:pPr>
+      <w:r>
+        <w:rPr>
+          <w:rFonts w:ascii="ＭＳ Ｐ明朝" w:eastAsia="ＭＳ Ｐ明朝" w:hAnsi="ＭＳ Ｐ明朝"/>
+        </w:rPr>
+        <w:t xml:space="preserve">ページ３ 飼育方法 ① </w:t>
+      </w:r>
+    </w:p>
+    <w:p>
+      <w:pPr>
+        <w:rPr>
+          <w:rFonts w:ascii="ＭＳ Ｐ明朝" w:eastAsia="ＭＳ Ｐ明朝" w:hAnsi="ＭＳ Ｐ明朝"/>
+        </w:rPr>
+      </w:pPr>
+      <w:r>
+        <w:rPr>
+          <w:rFonts w:ascii="ＭＳ Ｐ明朝" w:eastAsia="ＭＳ Ｐ明朝" w:hAnsi="ＭＳ Ｐ明朝"/>
+          <w:b/>
+          <w:bCs/>
+        </w:rPr>
+        <w:t>住む環境・必要なもの</w:t>
+      </w:r>
+    </w:p>
+    <w:p>
+      <w:pPr>
+        <w:rPr>
+          <w:rFonts w:ascii="ＭＳ Ｐ明朝" w:eastAsia="ＭＳ Ｐ明朝" w:hAnsi="ＭＳ Ｐ明朝"/>
+        </w:rPr>
+      </w:pPr>
+      <w:r>
+        <w:rPr>
+          <w:rFonts w:ascii="ＭＳ Ｐ明朝" w:eastAsia="ＭＳ Ｐ明朝" w:hAnsi="ＭＳ Ｐ明朝"/>
+        </w:rPr>
+        <w:t xml:space="preserve">ケージ・水入れ・エサ入れ </w:t>
+      </w:r>
+    </w:p>
+    <w:p>
+      <w:pPr>
+        <w:rPr>
+          <w:rFonts w:ascii="ＭＳ Ｐ明朝" w:eastAsia="ＭＳ Ｐ明朝" w:hAnsi="ＭＳ Ｐ明朝"/>
+        </w:rPr>
+      </w:pPr>
+      <w:r>
+        <w:rPr>
+          <w:rFonts w:ascii="ＭＳ Ｐ明朝" w:eastAsia="ＭＳ Ｐ明朝" w:hAnsi="ＭＳ Ｐ明朝"/>
+        </w:rPr>
+        <w:t xml:space="preserve">床材や隠れ家 </w:t>
+      </w:r>
+    </w:p>
+    <w:p>
+      <w:pPr>
+        <w:rPr>
+          <w:rFonts w:ascii="ＭＳ Ｐ明朝" w:eastAsia="ＭＳ Ｐ明朝" w:hAnsi="ＭＳ Ｐ明朝"/>
+        </w:rPr>
+      </w:pPr>
+      <w:r>
+        <w:rPr>
+          <w:rFonts w:ascii="ＭＳ Ｐ明朝" w:eastAsia="ＭＳ Ｐ明朝" w:hAnsi="ＭＳ Ｐ明朝"/>
+        </w:rPr>
+        <w:t xml:space="preserve">温度・湿度の管理 </w:t>
+      </w:r>
+    </w:p>
+    <w:p>
+      <w:pPr>
+        <w:rPr>
+          <w:rFonts w:ascii="ＭＳ Ｐ明朝" w:eastAsia="ＭＳ Ｐ明朝" w:hAnsi="ＭＳ Ｐ明朝"/>
+        </w:rPr>
+      </w:pPr>
+      <w:r>
+        <w:rPr>
+          <w:rFonts w:ascii="ＭＳ Ｐ明朝" w:eastAsia="ＭＳ Ｐ明朝" w:hAnsi="ＭＳ Ｐ明朝"/>
+        </w:rPr>
+        <w:t>毎日の掃除方法</w:t>
+      </w:r>
+    </w:p>
+    <w:p>
+      <w:pPr>
+        <w:rPr>
+          <w:rFonts w:ascii="ＭＳ Ｐ明朝" w:eastAsia="ＭＳ Ｐ明朝" w:hAnsi="ＭＳ Ｐ明朝" w:hint="eastAsia"/>
+        </w:rPr>
+      </w:pPr>
+    </w:p>
+    <w:p>
+      <w:pPr>
+        <w:rPr>
+          <w:rFonts w:ascii="ＭＳ Ｐ明朝" w:eastAsia="ＭＳ Ｐ明朝" w:hAnsi="ＭＳ Ｐ明朝"/>
+        </w:rPr>
+      </w:pPr>
+      <w:r>
+        <w:rPr>
+          <w:rFonts w:ascii="ＭＳ Ｐ明朝" w:eastAsia="ＭＳ Ｐ明朝" w:hAnsi="ＭＳ Ｐ明朝"/>
+        </w:rPr>
+        <w:t xml:space="preserve">ページ４ 飼育方法 ② </w:t>
+      </w:r>
+    </w:p>
+    <w:p>
+      <w:pPr>
+        <w:rPr>
+          <w:rFonts w:ascii="ＭＳ Ｐ明朝" w:eastAsia="ＭＳ Ｐ明朝" w:hAnsi="ＭＳ Ｐ明朝"/>
+        </w:rPr>
+      </w:pPr>
+      <w:r>
+        <w:rPr>
+          <w:rFonts w:ascii="ＭＳ Ｐ明朝" w:eastAsia="ＭＳ Ｐ明朝" w:hAnsi="ＭＳ Ｐ明朝"/>
+        </w:rPr>
+        <w:t xml:space="preserve"> 毎日のエサの与え方 </w:t>
+      </w:r>
+    </w:p>
+    <w:p>
+      <w:pPr>
+        <w:rPr>
+          <w:rFonts w:ascii="ＭＳ Ｐ明朝" w:eastAsia="ＭＳ Ｐ明朝" w:hAnsi="ＭＳ Ｐ明朝"/>
+        </w:rPr>
+      </w:pPr>
+      <w:r>
+        <w:rPr>
+          <w:rFonts w:ascii="ＭＳ Ｐ明朝" w:eastAsia="ＭＳ Ｐ明朝" w:hAnsi="ＭＳ Ｐ明朝"/>
+        </w:rPr>
+        <w:t xml:space="preserve">  飲み水の交換 </w:t>
+      </w:r>
+    </w:p>
+    <w:p>
+      <w:pPr>
+        <w:rPr>
+          <w:rFonts w:ascii="ＭＳ Ｐ明朝" w:eastAsia="ＭＳ Ｐ明朝" w:hAnsi="ＭＳ Ｐ明朝"/>
+        </w:rPr>
+      </w:pPr>
+      <w:r>
+        <w:rPr>
+          <w:rFonts w:ascii="ＭＳ Ｐ明朝" w:eastAsia="ＭＳ Ｐ明朝" w:hAnsi="ＭＳ Ｐ明朝"/>
+        </w:rPr>
+        <w:t xml:space="preserve">  運動や遊び</w:t>
+      </w:r>
+    </w:p>
+    <w:p>
+      <w:pPr>
+        <w:rPr>
+          <w:rFonts w:ascii="ＭＳ Ｐ明朝" w:eastAsia="ＭＳ Ｐ明朝" w:hAnsi="ＭＳ Ｐ明朝"/>
+        </w:rPr>
+      </w:pPr>
+      <w:r>
+        <w:rPr>
+          <w:rFonts w:ascii="ＭＳ Ｐ明朝" w:eastAsia="ＭＳ Ｐ明朝" w:hAnsi="ＭＳ Ｐ明朝"/>
+        </w:rPr>
+        <w:t>ページ５ 飼育に必要な費用</w:t>
+      </w:r>
+    </w:p>
+    <w:p>
+      <w:pPr>
+        <w:rPr>
+          <w:rFonts w:ascii="ＭＳ Ｐ明朝" w:eastAsia="ＭＳ Ｐ明朝" w:hAnsi="ＭＳ Ｐ明朝"/>
+        </w:rPr>
+      </w:pPr>
+      <w:r>
+        <w:rPr>
+          <w:rFonts w:ascii="ＭＳ Ｐ明朝" w:eastAsia="ＭＳ Ｐ明朝" w:hAnsi="ＭＳ Ｐ明朝"/>
+        </w:rPr>
+        <w:t xml:space="preserve"> 初期費用 </w:t>
+      </w:r>
+    </w:p>
+    <w:p>
+      <w:pPr>
+        <w:rPr>
+          <w:rFonts w:ascii="ＭＳ Ｐ明朝" w:eastAsia="ＭＳ Ｐ明朝" w:hAnsi="ＭＳ Ｐ明朝"/>
+        </w:rPr>
+      </w:pPr>
+      <w:r>
+        <w:rPr>
+          <w:rFonts w:ascii="ＭＳ Ｐ明朝" w:eastAsia="ＭＳ Ｐ明朝" w:hAnsi="ＭＳ Ｐ明朝"/>
+        </w:rPr>
+        <w:t xml:space="preserve">ケージ </w:t>
+      </w:r>
+    </w:p>
+    <w:p>
+      <w:pPr>
+        <w:rPr>
+          <w:rFonts w:ascii="ＭＳ Ｐ明朝" w:eastAsia="ＭＳ Ｐ明朝" w:hAnsi="ＭＳ Ｐ明朝"/>
+        </w:rPr>
+      </w:pPr>
+      <w:r>
+        <w:rPr>
+          <w:rFonts w:ascii="ＭＳ Ｐ明朝" w:eastAsia="ＭＳ Ｐ明朝" w:hAnsi="ＭＳ Ｐ明朝"/>
+        </w:rPr>
+        <w:t xml:space="preserve">エサ </w:t>
+      </w:r>
+    </w:p>
+    <w:p>
+      <w:pPr>
+        <w:rPr>
+          <w:rFonts w:ascii="ＭＳ Ｐ明朝" w:eastAsia="ＭＳ Ｐ明朝" w:hAnsi="ＭＳ Ｐ明朝"/>
+        </w:rPr>
+      </w:pPr>
+      <w:r>
+        <w:rPr>
+          <w:rFonts w:ascii="ＭＳ Ｐ明朝" w:eastAsia="ＭＳ Ｐ明朝" w:hAnsi="ＭＳ Ｐ明朝"/>
+        </w:rPr>
+        <w:t xml:space="preserve">食器・給水器 </w:t>
+      </w:r>
+    </w:p>
+    <w:p>
+      <w:pPr>
+        <w:rPr>
+          <w:rFonts w:ascii="ＭＳ Ｐ明朝" w:eastAsia="ＭＳ Ｐ明朝" w:hAnsi="ＭＳ Ｐ明朝"/>
+        </w:rPr>
+      </w:pPr>
+      <w:r>
+        <w:rPr>
+          <w:rFonts w:ascii="ＭＳ Ｐ明朝" w:eastAsia="ＭＳ Ｐ明朝" w:hAnsi="ＭＳ Ｐ明朝"/>
+        </w:rPr>
+        <w:t xml:space="preserve">床材 </w:t>
+      </w:r>
+    </w:p>
+    <w:p>
+      <w:pPr>
+        <w:rPr>
+          <w:rFonts w:ascii="ＭＳ Ｐ明朝" w:eastAsia="ＭＳ Ｐ明朝" w:hAnsi="ＭＳ Ｐ明朝"/>
+        </w:rPr>
+      </w:pPr>
+      <w:r>
+        <w:rPr>
+          <w:rFonts w:ascii="ＭＳ Ｐ明朝" w:eastAsia="ＭＳ Ｐ明朝" w:hAnsi="ＭＳ Ｐ明朝"/>
+        </w:rPr>
+        <w:t xml:space="preserve"> 毎月かかる費用 </w:t>
+      </w:r>
+    </w:p>
+    <w:p>
+      <w:pPr>
+        <w:rPr>
+          <w:rFonts w:ascii="ＭＳ Ｐ明朝" w:eastAsia="ＭＳ Ｐ明朝" w:hAnsi="ＭＳ Ｐ明朝"/>
+        </w:rPr>
+      </w:pPr>
+      <w:r>
+        <w:rPr>
+          <w:rFonts w:ascii="ＭＳ Ｐ明朝" w:eastAsia="ＭＳ Ｐ明朝" w:hAnsi="ＭＳ Ｐ明朝"/>
+        </w:rPr>
+        <w:t xml:space="preserve">エサ代 </w:t>
+      </w:r>
+    </w:p>
+    <w:p>
+      <w:pPr>
+        <w:rPr>
+          <w:rFonts w:ascii="ＭＳ Ｐ明朝" w:eastAsia="ＭＳ Ｐ明朝" w:hAnsi="ＭＳ Ｐ明朝"/>
+        </w:rPr>
+      </w:pPr>
+      <w:r>
+        <w:rPr>
+          <w:rFonts w:ascii="ＭＳ Ｐ明朝" w:eastAsia="ＭＳ Ｐ明朝" w:hAnsi="ＭＳ Ｐ明朝"/>
+        </w:rPr>
+        <w:t xml:space="preserve">床材代 </w:t>
+      </w:r>
+    </w:p>
+    <w:p>
+      <w:pPr>
+        <w:rPr>
+          <w:rFonts w:ascii="ＭＳ Ｐ明朝" w:eastAsia="ＭＳ Ｐ明朝" w:hAnsi="ＭＳ Ｐ明朝"/>
+        </w:rPr>
+      </w:pPr>
+      <w:r>
+        <w:rPr>
+          <w:rFonts w:ascii="ＭＳ Ｐ明朝" w:eastAsia="ＭＳ Ｐ明朝" w:hAnsi="ＭＳ Ｐ明朝"/>
+        </w:rPr>
+        <w:t>消耗品</w:t>
+      </w:r>
+    </w:p>
+    <w:p>
+      <w:pPr>
+        <w:rPr>
+          <w:rFonts w:ascii="ＭＳ Ｐ明朝" w:eastAsia="ＭＳ Ｐ明朝" w:hAnsi="ＭＳ Ｐ明朝" w:hint="eastAsia"/>
+        </w:rPr>
+      </w:pPr>
+    </w:p>
+    <w:p>
+      <w:pPr>
+        <w:rPr>
+          <w:rFonts w:ascii="ＭＳ Ｐ明朝" w:eastAsia="ＭＳ Ｐ明朝" w:hAnsi="ＭＳ Ｐ明朝"/>
+        </w:rPr>
+      </w:pPr>
+      <w:r>
+        <w:rPr>
+          <w:rFonts w:ascii="ＭＳ Ｐ明朝" w:eastAsia="ＭＳ Ｐ明朝" w:hAnsi="ＭＳ Ｐ明朝" w:hint="eastAsia"/>
+        </w:rPr>
         <w:t>撮影場所、情報収集について</w:t>
       </w:r>
     </w:p>
@@ -424,6 +773,7 @@
         <w:rPr>
           <w:rFonts w:ascii="ＭＳ Ｐ明朝" w:eastAsia="ＭＳ Ｐ明朝" w:hAnsi="ＭＳ Ｐ明朝" w:hint="eastAsia"/>
         </w:rPr>
+        <w:lastRenderedPageBreak/>
         <w:t>ペットショップ</w:t>
       </w:r>
     </w:p>
@@ -431,13 +781,6 @@
       <w:pPr>
         <w:rPr>
           <w:rFonts w:ascii="ＭＳ Ｐ明朝" w:eastAsia="ＭＳ Ｐ明朝" w:hAnsi="ＭＳ Ｐ明朝" w:hint="eastAsia"/>
-        </w:rPr>
-      </w:pPr>
-    </w:p>
-    <w:p>
-      <w:pPr>
-        <w:rPr>
-          <w:rFonts w:ascii="ＭＳ Ｐ明朝" w:eastAsia="ＭＳ Ｐ明朝" w:hAnsi="ＭＳ Ｐ明朝"/>
         </w:rPr>
       </w:pPr>
     </w:p>
@@ -575,6 +918,155 @@
 <file path=word/numbering.xml><?xml version="1.0" encoding="utf-8"?>
 <w:numbering xmlns:wpc="http://schemas.microsoft.com/office/word/2010/wordprocessingCanvas" xmlns:cx="http://schemas.microsoft.com/office/drawing/2014/chartex" xmlns:cx1="http://schemas.microsoft.com/office/drawing/2015/9/8/chartex" xmlns:cx2="http://schemas.microsoft.com/office/drawing/2015/10/21/chartex" xmlns:cx3="http://schemas.microsoft.com/office/drawing/2016/5/9/chartex" xmlns:cx4="http://schemas.microsoft.com/office/drawing/2016/5/10/chartex" xmlns:cx5="http://schemas.microsoft.com/office/drawing/2016/5/11/chartex" xmlns:cx6="http://schemas.microsoft.com/office/drawing/2016/5/12/chartex" xmlns:cx7="http://schemas.microsoft.com/office/drawing/2016/5/13/chartex" xmlns:cx8="http://schemas.microsoft.com/office/drawing/2016/5/14/chartex" xmlns:mc="http://schemas.openxmlformats.org/markup-compatibility/2006" xmlns:aink="http://schemas.microsoft.com/office/drawing/2016/ink" xmlns:am3d="http://schemas.microsoft.com/office/drawing/2017/model3d" xmlns:o="urn:schemas-microsoft-com:office:office" xmlns:oel="http://schemas.microsoft.com/office/2019/extlst" xmlns:r="http://schemas.openxmlformats.org/officeDocument/2006/relationships" xmlns:m="http://schemas.openxmlformats.org/officeDocument/2006/math" xmlns:v="urn:schemas-microsoft-com:vml" xmlns:wp14="http://schemas.microsoft.com/office/word/2010/wordprocessingDrawing" xmlns:wp="http://schemas.openxmlformats.org/drawingml/2006/wordprocessingDrawing" xmlns:w10="urn:schemas-microsoft-com:office:word" xmlns:w="http://schemas.openxmlformats.org/wordprocessingml/2006/main" xmlns:w14="http://schemas.microsoft.com/office/word/2010/wordml" xmlns:w15="http://schemas.microsoft.com/office/word/2012/wordml" xmlns:w16cex="http://schemas.microsoft.com/office/word/2018/wordml/cex" xmlns:w16cid="http://schemas.microsoft.com/office/word/2016/wordml/cid" xmlns:w16="http://schemas.microsoft.com/office/word/2018/wordml" xmlns:w16du="http://schemas.microsoft.com/office/word/2023/wordml/word16du" xmlns:w16sdtdh="http://schemas.microsoft.com/office/word/2020/wordml/sdtdatahash" xmlns:w16sdtfl="http://schemas.microsoft.com/office/word/2024/wordml/sdtformatlock" xmlns:w16se="http://schemas.microsoft.com/office/word/2015/wordml/symex" xmlns:wpg="http://schemas.microsoft.com/office/word/2010/wordprocessingGroup" xmlns:wpi="http://schemas.microsoft.com/office/word/2010/wordprocessingInk" xmlns:wne="http://schemas.microsoft.com/office/word/2006/wordml" xmlns:wps="http://schemas.microsoft.com/office/word/2010/wordprocessingShape" mc:Ignorable="w14 w15 w16se w16cid w16 w16cex w16sdtdh w16sdtfl w16du wp14">
   <w:abstractNum w:abstractNumId="0" w15:restartNumberingAfterBreak="0">
+    <w:nsid w:val="134F6CEA"/>
+    <w:multiLevelType w:val="multilevel"/>
+    <w:tmpl w:val="50F08A2A"/>
+    <w:lvl w:ilvl="0">
+      <w:start w:val="1"/>
+      <w:numFmt w:val="bullet"/>
+      <w:lvlText w:val=""/>
+      <w:lvlJc w:val="left"/>
+      <w:pPr>
+        <w:tabs>
+          <w:tab w:val="num" w:pos="720"/>
+        </w:tabs>
+        <w:ind w:left="720" w:hanging="360"/>
+      </w:pPr>
+      <w:rPr>
+        <w:rFonts w:ascii="Symbol" w:hAnsi="Symbol" w:hint="default"/>
+        <w:sz w:val="20"/>
+      </w:rPr>
+    </w:lvl>
+    <w:lvl w:ilvl="1" w:tentative="1">
+      <w:start w:val="1"/>
+      <w:numFmt w:val="bullet"/>
+      <w:lvlText w:val="o"/>
+      <w:lvlJc w:val="left"/>
+      <w:pPr>
+        <w:tabs>
+          <w:tab w:val="num" w:pos="1440"/>
+        </w:tabs>
+        <w:ind w:left="1440" w:hanging="360"/>
+      </w:pPr>
+      <w:rPr>
+        <w:rFonts w:ascii="Courier New" w:hAnsi="Courier New" w:hint="default"/>
+        <w:sz w:val="20"/>
+      </w:rPr>
+    </w:lvl>
+    <w:lvl w:ilvl="2" w:tentative="1">
+      <w:start w:val="1"/>
+      <w:numFmt w:val="bullet"/>
+      <w:lvlText w:val=""/>
+      <w:lvlJc w:val="left"/>
+      <w:pPr>
+        <w:tabs>
+          <w:tab w:val="num" w:pos="2160"/>
+        </w:tabs>
+        <w:ind w:left="2160" w:hanging="360"/>
+      </w:pPr>
+      <w:rPr>
+        <w:rFonts w:ascii="Wingdings" w:hAnsi="Wingdings" w:hint="default"/>
+        <w:sz w:val="20"/>
+      </w:rPr>
+    </w:lvl>
+    <w:lvl w:ilvl="3" w:tentative="1">
+      <w:start w:val="1"/>
+      <w:numFmt w:val="bullet"/>
+      <w:lvlText w:val=""/>
+      <w:lvlJc w:val="left"/>
+      <w:pPr>
+        <w:tabs>
+          <w:tab w:val="num" w:pos="2880"/>
+        </w:tabs>
+        <w:ind w:left="2880" w:hanging="360"/>
+      </w:pPr>
+      <w:rPr>
+        <w:rFonts w:ascii="Wingdings" w:hAnsi="Wingdings" w:hint="default"/>
+        <w:sz w:val="20"/>
+      </w:rPr>
+    </w:lvl>
+    <w:lvl w:ilvl="4" w:tentative="1">
+      <w:start w:val="1"/>
+      <w:numFmt w:val="bullet"/>
+      <w:lvlText w:val=""/>
+      <w:lvlJc w:val="left"/>
+      <w:pPr>
+        <w:tabs>
+          <w:tab w:val="num" w:pos="3600"/>
+        </w:tabs>
+        <w:ind w:left="3600" w:hanging="360"/>
+      </w:pPr>
+      <w:rPr>
+        <w:rFonts w:ascii="Wingdings" w:hAnsi="Wingdings" w:hint="default"/>
+        <w:sz w:val="20"/>
+      </w:rPr>
+    </w:lvl>
+    <w:lvl w:ilvl="5" w:tentative="1">
+      <w:start w:val="1"/>
+      <w:numFmt w:val="bullet"/>
+      <w:lvlText w:val=""/>
+      <w:lvlJc w:val="left"/>
+      <w:pPr>
+        <w:tabs>
+          <w:tab w:val="num" w:pos="4320"/>
+        </w:tabs>
+        <w:ind w:left="4320" w:hanging="360"/>
+      </w:pPr>
+      <w:rPr>
+        <w:rFonts w:ascii="Wingdings" w:hAnsi="Wingdings" w:hint="default"/>
+        <w:sz w:val="20"/>
+      </w:rPr>
+    </w:lvl>
+    <w:lvl w:ilvl="6" w:tentative="1">
+      <w:start w:val="1"/>
+      <w:numFmt w:val="bullet"/>
+      <w:lvlText w:val=""/>
+      <w:lvlJc w:val="left"/>
+      <w:pPr>
+        <w:tabs>
+          <w:tab w:val="num" w:pos="5040"/>
+        </w:tabs>
+        <w:ind w:left="5040" w:hanging="360"/>
+      </w:pPr>
+      <w:rPr>
+        <w:rFonts w:ascii="Wingdings" w:hAnsi="Wingdings" w:hint="default"/>
+        <w:sz w:val="20"/>
+      </w:rPr>
+    </w:lvl>
+    <w:lvl w:ilvl="7" w:tentative="1">
+      <w:start w:val="1"/>
+      <w:numFmt w:val="bullet"/>
+      <w:lvlText w:val=""/>
+      <w:lvlJc w:val="left"/>
+      <w:pPr>
+        <w:tabs>
+          <w:tab w:val="num" w:pos="5760"/>
+        </w:tabs>
+        <w:ind w:left="5760" w:hanging="360"/>
+      </w:pPr>
+      <w:rPr>
+        <w:rFonts w:ascii="Wingdings" w:hAnsi="Wingdings" w:hint="default"/>
+        <w:sz w:val="20"/>
+      </w:rPr>
+    </w:lvl>
+    <w:lvl w:ilvl="8" w:tentative="1">
+      <w:start w:val="1"/>
+      <w:numFmt w:val="bullet"/>
+      <w:lvlText w:val=""/>
+      <w:lvlJc w:val="left"/>
+      <w:pPr>
+        <w:tabs>
+          <w:tab w:val="num" w:pos="6480"/>
+        </w:tabs>
+        <w:ind w:left="6480" w:hanging="360"/>
+      </w:pPr>
+      <w:rPr>
+        <w:rFonts w:ascii="Wingdings" w:hAnsi="Wingdings" w:hint="default"/>
+        <w:sz w:val="20"/>
+      </w:rPr>
+    </w:lvl>
+  </w:abstractNum>
+  <w:abstractNum w:abstractNumId="1" w15:restartNumberingAfterBreak="0">
     <w:nsid w:val="1B071E8C"/>
     <w:multiLevelType w:val="hybridMultilevel"/>
     <w:tmpl w:val="196452C4"/>
@@ -714,7 +1206,314 @@
       </w:rPr>
     </w:lvl>
   </w:abstractNum>
+  <w:abstractNum w:abstractNumId="2" w15:restartNumberingAfterBreak="0">
+    <w:nsid w:val="1F6F0A9B"/>
+    <w:multiLevelType w:val="multilevel"/>
+    <w:tmpl w:val="2C308EBE"/>
+    <w:lvl w:ilvl="0">
+      <w:start w:val="1"/>
+      <w:numFmt w:val="bullet"/>
+      <w:lvlText w:val=""/>
+      <w:lvlJc w:val="left"/>
+      <w:pPr>
+        <w:tabs>
+          <w:tab w:val="num" w:pos="720"/>
+        </w:tabs>
+        <w:ind w:left="720" w:hanging="360"/>
+      </w:pPr>
+      <w:rPr>
+        <w:rFonts w:ascii="Symbol" w:hAnsi="Symbol" w:hint="default"/>
+        <w:sz w:val="20"/>
+      </w:rPr>
+    </w:lvl>
+    <w:lvl w:ilvl="1" w:tentative="1">
+      <w:start w:val="1"/>
+      <w:numFmt w:val="bullet"/>
+      <w:lvlText w:val="o"/>
+      <w:lvlJc w:val="left"/>
+      <w:pPr>
+        <w:tabs>
+          <w:tab w:val="num" w:pos="1440"/>
+        </w:tabs>
+        <w:ind w:left="1440" w:hanging="360"/>
+      </w:pPr>
+      <w:rPr>
+        <w:rFonts w:ascii="Courier New" w:hAnsi="Courier New" w:hint="default"/>
+        <w:sz w:val="20"/>
+      </w:rPr>
+    </w:lvl>
+    <w:lvl w:ilvl="2" w:tentative="1">
+      <w:start w:val="1"/>
+      <w:numFmt w:val="bullet"/>
+      <w:lvlText w:val=""/>
+      <w:lvlJc w:val="left"/>
+      <w:pPr>
+        <w:tabs>
+          <w:tab w:val="num" w:pos="2160"/>
+        </w:tabs>
+        <w:ind w:left="2160" w:hanging="360"/>
+      </w:pPr>
+      <w:rPr>
+        <w:rFonts w:ascii="Wingdings" w:hAnsi="Wingdings" w:hint="default"/>
+        <w:sz w:val="20"/>
+      </w:rPr>
+    </w:lvl>
+    <w:lvl w:ilvl="3" w:tentative="1">
+      <w:start w:val="1"/>
+      <w:numFmt w:val="bullet"/>
+      <w:lvlText w:val=""/>
+      <w:lvlJc w:val="left"/>
+      <w:pPr>
+        <w:tabs>
+          <w:tab w:val="num" w:pos="2880"/>
+        </w:tabs>
+        <w:ind w:left="2880" w:hanging="360"/>
+      </w:pPr>
+      <w:rPr>
+        <w:rFonts w:ascii="Wingdings" w:hAnsi="Wingdings" w:hint="default"/>
+        <w:sz w:val="20"/>
+      </w:rPr>
+    </w:lvl>
+    <w:lvl w:ilvl="4" w:tentative="1">
+      <w:start w:val="1"/>
+      <w:numFmt w:val="bullet"/>
+      <w:lvlText w:val=""/>
+      <w:lvlJc w:val="left"/>
+      <w:pPr>
+        <w:tabs>
+          <w:tab w:val="num" w:pos="3600"/>
+        </w:tabs>
+        <w:ind w:left="3600" w:hanging="360"/>
+      </w:pPr>
+      <w:rPr>
+        <w:rFonts w:ascii="Wingdings" w:hAnsi="Wingdings" w:hint="default"/>
+        <w:sz w:val="20"/>
+      </w:rPr>
+    </w:lvl>
+    <w:lvl w:ilvl="5" w:tentative="1">
+      <w:start w:val="1"/>
+      <w:numFmt w:val="bullet"/>
+      <w:lvlText w:val=""/>
+      <w:lvlJc w:val="left"/>
+      <w:pPr>
+        <w:tabs>
+          <w:tab w:val="num" w:pos="4320"/>
+        </w:tabs>
+        <w:ind w:left="4320" w:hanging="360"/>
+      </w:pPr>
+      <w:rPr>
+        <w:rFonts w:ascii="Wingdings" w:hAnsi="Wingdings" w:hint="default"/>
+        <w:sz w:val="20"/>
+      </w:rPr>
+    </w:lvl>
+    <w:lvl w:ilvl="6" w:tentative="1">
+      <w:start w:val="1"/>
+      <w:numFmt w:val="bullet"/>
+      <w:lvlText w:val=""/>
+      <w:lvlJc w:val="left"/>
+      <w:pPr>
+        <w:tabs>
+          <w:tab w:val="num" w:pos="5040"/>
+        </w:tabs>
+        <w:ind w:left="5040" w:hanging="360"/>
+      </w:pPr>
+      <w:rPr>
+        <w:rFonts w:ascii="Wingdings" w:hAnsi="Wingdings" w:hint="default"/>
+        <w:sz w:val="20"/>
+      </w:rPr>
+    </w:lvl>
+    <w:lvl w:ilvl="7" w:tentative="1">
+      <w:start w:val="1"/>
+      <w:numFmt w:val="bullet"/>
+      <w:lvlText w:val=""/>
+      <w:lvlJc w:val="left"/>
+      <w:pPr>
+        <w:tabs>
+          <w:tab w:val="num" w:pos="5760"/>
+        </w:tabs>
+        <w:ind w:left="5760" w:hanging="360"/>
+      </w:pPr>
+      <w:rPr>
+        <w:rFonts w:ascii="Wingdings" w:hAnsi="Wingdings" w:hint="default"/>
+        <w:sz w:val="20"/>
+      </w:rPr>
+    </w:lvl>
+    <w:lvl w:ilvl="8" w:tentative="1">
+      <w:start w:val="1"/>
+      <w:numFmt w:val="bullet"/>
+      <w:lvlText w:val=""/>
+      <w:lvlJc w:val="left"/>
+      <w:pPr>
+        <w:tabs>
+          <w:tab w:val="num" w:pos="6480"/>
+        </w:tabs>
+        <w:ind w:left="6480" w:hanging="360"/>
+      </w:pPr>
+      <w:rPr>
+        <w:rFonts w:ascii="Wingdings" w:hAnsi="Wingdings" w:hint="default"/>
+        <w:sz w:val="20"/>
+      </w:rPr>
+    </w:lvl>
+  </w:abstractNum>
+  <w:abstractNum w:abstractNumId="3" w15:restartNumberingAfterBreak="0">
+    <w:nsid w:val="4D59224B"/>
+    <w:multiLevelType w:val="multilevel"/>
+    <w:tmpl w:val="C3D8CF3A"/>
+    <w:lvl w:ilvl="0">
+      <w:start w:val="1"/>
+      <w:numFmt w:val="bullet"/>
+      <w:lvlText w:val=""/>
+      <w:lvlJc w:val="left"/>
+      <w:pPr>
+        <w:tabs>
+          <w:tab w:val="num" w:pos="720"/>
+        </w:tabs>
+        <w:ind w:left="720" w:hanging="360"/>
+      </w:pPr>
+      <w:rPr>
+        <w:rFonts w:ascii="Symbol" w:hAnsi="Symbol" w:hint="default"/>
+        <w:sz w:val="20"/>
+      </w:rPr>
+    </w:lvl>
+    <w:lvl w:ilvl="1" w:tentative="1">
+      <w:start w:val="1"/>
+      <w:numFmt w:val="bullet"/>
+      <w:lvlText w:val="o"/>
+      <w:lvlJc w:val="left"/>
+      <w:pPr>
+        <w:tabs>
+          <w:tab w:val="num" w:pos="1440"/>
+        </w:tabs>
+        <w:ind w:left="1440" w:hanging="360"/>
+      </w:pPr>
+      <w:rPr>
+        <w:rFonts w:ascii="Courier New" w:hAnsi="Courier New" w:hint="default"/>
+        <w:sz w:val="20"/>
+      </w:rPr>
+    </w:lvl>
+    <w:lvl w:ilvl="2" w:tentative="1">
+      <w:start w:val="1"/>
+      <w:numFmt w:val="bullet"/>
+      <w:lvlText w:val=""/>
+      <w:lvlJc w:val="left"/>
+      <w:pPr>
+        <w:tabs>
+          <w:tab w:val="num" w:pos="2160"/>
+        </w:tabs>
+        <w:ind w:left="2160" w:hanging="360"/>
+      </w:pPr>
+      <w:rPr>
+        <w:rFonts w:ascii="Wingdings" w:hAnsi="Wingdings" w:hint="default"/>
+        <w:sz w:val="20"/>
+      </w:rPr>
+    </w:lvl>
+    <w:lvl w:ilvl="3" w:tentative="1">
+      <w:start w:val="1"/>
+      <w:numFmt w:val="bullet"/>
+      <w:lvlText w:val=""/>
+      <w:lvlJc w:val="left"/>
+      <w:pPr>
+        <w:tabs>
+          <w:tab w:val="num" w:pos="2880"/>
+        </w:tabs>
+        <w:ind w:left="2880" w:hanging="360"/>
+      </w:pPr>
+      <w:rPr>
+        <w:rFonts w:ascii="Wingdings" w:hAnsi="Wingdings" w:hint="default"/>
+        <w:sz w:val="20"/>
+      </w:rPr>
+    </w:lvl>
+    <w:lvl w:ilvl="4" w:tentative="1">
+      <w:start w:val="1"/>
+      <w:numFmt w:val="bullet"/>
+      <w:lvlText w:val=""/>
+      <w:lvlJc w:val="left"/>
+      <w:pPr>
+        <w:tabs>
+          <w:tab w:val="num" w:pos="3600"/>
+        </w:tabs>
+        <w:ind w:left="3600" w:hanging="360"/>
+      </w:pPr>
+      <w:rPr>
+        <w:rFonts w:ascii="Wingdings" w:hAnsi="Wingdings" w:hint="default"/>
+        <w:sz w:val="20"/>
+      </w:rPr>
+    </w:lvl>
+    <w:lvl w:ilvl="5" w:tentative="1">
+      <w:start w:val="1"/>
+      <w:numFmt w:val="bullet"/>
+      <w:lvlText w:val=""/>
+      <w:lvlJc w:val="left"/>
+      <w:pPr>
+        <w:tabs>
+          <w:tab w:val="num" w:pos="4320"/>
+        </w:tabs>
+        <w:ind w:left="4320" w:hanging="360"/>
+      </w:pPr>
+      <w:rPr>
+        <w:rFonts w:ascii="Wingdings" w:hAnsi="Wingdings" w:hint="default"/>
+        <w:sz w:val="20"/>
+      </w:rPr>
+    </w:lvl>
+    <w:lvl w:ilvl="6" w:tentative="1">
+      <w:start w:val="1"/>
+      <w:numFmt w:val="bullet"/>
+      <w:lvlText w:val=""/>
+      <w:lvlJc w:val="left"/>
+      <w:pPr>
+        <w:tabs>
+          <w:tab w:val="num" w:pos="5040"/>
+        </w:tabs>
+        <w:ind w:left="5040" w:hanging="360"/>
+      </w:pPr>
+      <w:rPr>
+        <w:rFonts w:ascii="Wingdings" w:hAnsi="Wingdings" w:hint="default"/>
+        <w:sz w:val="20"/>
+      </w:rPr>
+    </w:lvl>
+    <w:lvl w:ilvl="7" w:tentative="1">
+      <w:start w:val="1"/>
+      <w:numFmt w:val="bullet"/>
+      <w:lvlText w:val=""/>
+      <w:lvlJc w:val="left"/>
+      <w:pPr>
+        <w:tabs>
+          <w:tab w:val="num" w:pos="5760"/>
+        </w:tabs>
+        <w:ind w:left="5760" w:hanging="360"/>
+      </w:pPr>
+      <w:rPr>
+        <w:rFonts w:ascii="Wingdings" w:hAnsi="Wingdings" w:hint="default"/>
+        <w:sz w:val="20"/>
+      </w:rPr>
+    </w:lvl>
+    <w:lvl w:ilvl="8" w:tentative="1">
+      <w:start w:val="1"/>
+      <w:numFmt w:val="bullet"/>
+      <w:lvlText w:val=""/>
+      <w:lvlJc w:val="left"/>
+      <w:pPr>
+        <w:tabs>
+          <w:tab w:val="num" w:pos="6480"/>
+        </w:tabs>
+        <w:ind w:left="6480" w:hanging="360"/>
+      </w:pPr>
+      <w:rPr>
+        <w:rFonts w:ascii="Wingdings" w:hAnsi="Wingdings" w:hint="default"/>
+        <w:sz w:val="20"/>
+      </w:rPr>
+    </w:lvl>
+  </w:abstractNum>
   <w:num w:numId="1" w16cid:durableId="154417970">
+    <w:abstractNumId w:val="1"/>
+  </w:num>
+  <w:num w:numId="2" w16cid:durableId="1149246837">
+    <w:abstractNumId w:val="2"/>
+  </w:num>
+  <w:num w:numId="3" w16cid:durableId="1288505951">
+    <w:abstractNumId w:val="3"/>
+  </w:num>
+  <w:num w:numId="4" w16cid:durableId="1979726253">
     <w:abstractNumId w:val="0"/>
   </w:num>
 </w:numbering>
